--- a/Innn-Ape/I305-TAd.docx
+++ b/Innn-Ape/I305-TAd.docx
@@ -171,7 +171,7 @@
           <w:sz w:val="28"/>
           <w:szCs w:val="28"/>
         </w:rPr>
-        <w:t xml:space="preserve"> (‘The Hours of the </w:t>
+        <w:t xml:space="preserve"> (</w:t>
       </w:r>
       <w:r>
         <w:rPr>
@@ -181,6 +181,26 @@
           <w:sz w:val="28"/>
           <w:szCs w:val="28"/>
         </w:rPr>
+        <w:t>‘</w:t>
+      </w:r>
+      <w:r>
+        <w:rPr>
+          <w:rFonts w:ascii="Gentium" w:hAnsi="Gentium" w:cs="Gentium"/>
+          <w:b/>
+          <w:bCs/>
+          <w:sz w:val="28"/>
+          <w:szCs w:val="28"/>
+        </w:rPr>
+        <w:t xml:space="preserve">The Hours of the </w:t>
+      </w:r>
+      <w:r>
+        <w:rPr>
+          <w:rFonts w:ascii="Gentium" w:hAnsi="Gentium" w:cs="Gentium"/>
+          <w:b/>
+          <w:bCs/>
+          <w:sz w:val="28"/>
+          <w:szCs w:val="28"/>
+        </w:rPr>
         <w:t>Night</w:t>
       </w:r>
       <w:r>
@@ -191,7 +211,17 @@
           <w:sz w:val="28"/>
           <w:szCs w:val="28"/>
         </w:rPr>
-        <w:t>’)</w:t>
+        <w:t>’</w:t>
+      </w:r>
+      <w:r>
+        <w:rPr>
+          <w:rFonts w:ascii="Gentium" w:hAnsi="Gentium" w:cs="Gentium"/>
+          <w:b/>
+          <w:bCs/>
+          <w:sz w:val="28"/>
+          <w:szCs w:val="28"/>
+        </w:rPr>
+        <w:t>)</w:t>
       </w:r>
     </w:p>
     <w:p>
@@ -260,7 +290,31 @@
         <w:rPr>
           <w:rFonts w:ascii="Gentium" w:hAnsi="Gentium" w:cs="Gentium"/>
         </w:rPr>
-        <w:t xml:space="preserve">The fourth hour is the “holy, holy, holy” praise of the seraphim. And </w:t>
+        <w:t xml:space="preserve">The fourth hour is the </w:t>
+      </w:r>
+      <w:r>
+        <w:rPr>
+          <w:rFonts w:ascii="Gentium" w:hAnsi="Gentium" w:cs="Gentium"/>
+        </w:rPr>
+        <w:t>“</w:t>
+      </w:r>
+      <w:r>
+        <w:rPr>
+          <w:rFonts w:ascii="Gentium" w:hAnsi="Gentium" w:cs="Gentium"/>
+        </w:rPr>
+        <w:t>holy, holy, holy</w:t>
+      </w:r>
+      <w:r>
+        <w:rPr>
+          <w:rFonts w:ascii="Gentium" w:hAnsi="Gentium" w:cs="Gentium"/>
+        </w:rPr>
+        <w:t>”</w:t>
+      </w:r>
+      <w:r>
+        <w:rPr>
+          <w:rFonts w:ascii="Gentium" w:hAnsi="Gentium" w:cs="Gentium"/>
+        </w:rPr>
+        <w:t xml:space="preserve"> praise of the seraphim. And </w:t>
       </w:r>
       <w:proofErr w:type="gramStart"/>
       <w:r>
@@ -477,7 +531,25 @@
           <w:sz w:val="28"/>
           <w:szCs w:val="28"/>
         </w:rPr>
-        <w:t xml:space="preserve"> (‘The Hours of the </w:t>
+        <w:t xml:space="preserve"> (</w:t>
+      </w:r>
+      <w:r>
+        <w:rPr>
+          <w:rFonts w:ascii="Gentium" w:hAnsi="Gentium" w:cs="Gentium"/>
+          <w:b/>
+          <w:sz w:val="28"/>
+          <w:szCs w:val="28"/>
+        </w:rPr>
+        <w:t>‘</w:t>
+      </w:r>
+      <w:r>
+        <w:rPr>
+          <w:rFonts w:ascii="Gentium" w:hAnsi="Gentium" w:cs="Gentium"/>
+          <w:b/>
+          <w:sz w:val="28"/>
+          <w:szCs w:val="28"/>
+        </w:rPr>
+        <w:t xml:space="preserve">The Hours of the </w:t>
       </w:r>
       <w:r>
         <w:rPr>
@@ -495,7 +567,16 @@
           <w:sz w:val="28"/>
           <w:szCs w:val="28"/>
         </w:rPr>
-        <w:t>’)</w:t>
+        <w:t>’</w:t>
+      </w:r>
+      <w:r>
+        <w:rPr>
+          <w:rFonts w:ascii="Gentium" w:hAnsi="Gentium" w:cs="Gentium"/>
+          <w:b/>
+          <w:sz w:val="28"/>
+          <w:szCs w:val="28"/>
+        </w:rPr>
+        <w:t>)</w:t>
       </w:r>
     </w:p>
     <w:p>
@@ -739,7 +820,43 @@
           <w:sz w:val="28"/>
           <w:szCs w:val="28"/>
         </w:rPr>
-        <w:t xml:space="preserve"> (‘The Prophecy’)</w:t>
+        <w:t xml:space="preserve"> (</w:t>
+      </w:r>
+      <w:r>
+        <w:rPr>
+          <w:rFonts w:ascii="Gentium" w:hAnsi="Gentium" w:cs="Gentium"/>
+          <w:b/>
+          <w:sz w:val="28"/>
+          <w:szCs w:val="28"/>
+        </w:rPr>
+        <w:t>‘</w:t>
+      </w:r>
+      <w:r>
+        <w:rPr>
+          <w:rFonts w:ascii="Gentium" w:hAnsi="Gentium" w:cs="Gentium"/>
+          <w:b/>
+          <w:sz w:val="28"/>
+          <w:szCs w:val="28"/>
+        </w:rPr>
+        <w:t>The Prophecy</w:t>
+      </w:r>
+      <w:r>
+        <w:rPr>
+          <w:rFonts w:ascii="Gentium" w:hAnsi="Gentium" w:cs="Gentium"/>
+          <w:b/>
+          <w:sz w:val="28"/>
+          <w:szCs w:val="28"/>
+        </w:rPr>
+        <w:t>’</w:t>
+      </w:r>
+      <w:r>
+        <w:rPr>
+          <w:rFonts w:ascii="Gentium" w:hAnsi="Gentium" w:cs="Gentium"/>
+          <w:b/>
+          <w:sz w:val="28"/>
+          <w:szCs w:val="28"/>
+        </w:rPr>
+        <w:t>)</w:t>
       </w:r>
     </w:p>
     <w:p>
@@ -771,7 +888,16 @@
           <w:iCs/>
           <w:color w:val="7030A0"/>
         </w:rPr>
-        <w:t>Translated by John C. Reeves from the edition prepared by M. Kmosko, “</w:t>
+        <w:t xml:space="preserve">Translated by John C. Reeves from the edition prepared by M. Kmosko, </w:t>
+      </w:r>
+      <w:r>
+        <w:rPr>
+          <w:rFonts w:ascii="Gentium" w:hAnsi="Gentium" w:cs="Gentium"/>
+          <w:i/>
+          <w:iCs/>
+          <w:color w:val="7030A0"/>
+        </w:rPr>
+        <w:t>“</w:t>
       </w:r>
       <w:r>
         <w:rPr>
@@ -791,7 +917,25 @@
           <w:iCs/>
           <w:color w:val="7030A0"/>
         </w:rPr>
-        <w:t xml:space="preserve">,” </w:t>
+        <w:t>,</w:t>
+      </w:r>
+      <w:r>
+        <w:rPr>
+          <w:rFonts w:ascii="Gentium" w:hAnsi="Gentium" w:cs="Gentium"/>
+          <w:i/>
+          <w:iCs/>
+          <w:color w:val="7030A0"/>
+        </w:rPr>
+        <w:t>”</w:t>
+      </w:r>
+      <w:r>
+        <w:rPr>
+          <w:rFonts w:ascii="Gentium" w:hAnsi="Gentium" w:cs="Gentium"/>
+          <w:i/>
+          <w:iCs/>
+          <w:color w:val="7030A0"/>
+        </w:rPr>
+        <w:t xml:space="preserve"> </w:t>
       </w:r>
       <w:r>
         <w:rPr>
@@ -854,7 +998,31 @@
         <w:rPr>
           <w:rFonts w:ascii="Gentium" w:hAnsi="Gentium" w:cs="Gentium"/>
         </w:rPr>
-        <w:t>Adam said to Seth his son: “I have heard, my son, that God will come to the world after a long time. He will be conceived by a virgin and wear a body and be born like a human being and mature like a child. He will perform signs and wonders upon earth – walking upon the waves of the sea, rebuking the winds so that they abate, beckoning the waves that they cease (rolling), opening (the eyes) of the blind, cleansing lepers, causing the deaf to hear, giving speech to the mute, straightening those who are bent, strengthening the paralyzed, finding the lost, expelling devils, casting out demons.</w:t>
+        <w:t>Adam said to Seth his son</w:t>
+      </w:r>
+      <w:r>
+        <w:rPr>
+          <w:rFonts w:ascii="Gentium" w:hAnsi="Gentium" w:cs="Gentium"/>
+        </w:rPr>
+        <w:t>,</w:t>
+      </w:r>
+      <w:r>
+        <w:rPr>
+          <w:rFonts w:ascii="Gentium" w:hAnsi="Gentium" w:cs="Gentium"/>
+        </w:rPr>
+        <w:t xml:space="preserve"> </w:t>
+      </w:r>
+      <w:r>
+        <w:rPr>
+          <w:rFonts w:ascii="Gentium" w:hAnsi="Gentium" w:cs="Gentium"/>
+        </w:rPr>
+        <w:t>“</w:t>
+      </w:r>
+      <w:r>
+        <w:rPr>
+          <w:rFonts w:ascii="Gentium" w:hAnsi="Gentium" w:cs="Gentium"/>
+        </w:rPr>
+        <w:t>I have heard, my son, that God will come to the world after a long time. He will be conceived by a virgin and wear a body and be born like a human being and mature like a child. He will perform signs and wonders upon earth – walking upon the waves of the sea, rebuking the winds so that they abate, beckoning the waves that they cease (rolling), opening (the eyes) of the blind, cleansing lepers, causing the deaf to hear, giving speech to the mute, straightening those who are bent, strengthening the paralyzed, finding the lost, expelling devils, casting out demons.</w:t>
       </w:r>
     </w:p>
     <w:p>
@@ -920,7 +1088,25 @@
         <w:rPr>
           <w:rFonts w:ascii="Gentium" w:hAnsi="Gentium" w:cs="Gentium"/>
         </w:rPr>
-        <w:t xml:space="preserve"> concealed Death within it: “Adam, Adam, do not fear. You wished to become a god. I shall make you a god, not now, but after a period of many years. I shall deliver you over to Death, and the maggot and worm will consume your body.”</w:t>
+        <w:t xml:space="preserve"> concealed Death within it: </w:t>
+      </w:r>
+      <w:r>
+        <w:rPr>
+          <w:rFonts w:ascii="Gentium" w:hAnsi="Gentium" w:cs="Gentium"/>
+        </w:rPr>
+        <w:t>“</w:t>
+      </w:r>
+      <w:r>
+        <w:rPr>
+          <w:rFonts w:ascii="Gentium" w:hAnsi="Gentium" w:cs="Gentium"/>
+        </w:rPr>
+        <w:t>Adam, Adam, do not fear. You wished to become a god. I shall make you a god, not now, but after a period of many years. I shall deliver you over to Death, and the maggot and worm will consume your body.</w:t>
+      </w:r>
+      <w:r>
+        <w:rPr>
+          <w:rFonts w:ascii="Gentium" w:hAnsi="Gentium" w:cs="Gentium"/>
+        </w:rPr>
+        <w:t>”</w:t>
       </w:r>
     </w:p>
     <w:p>
@@ -950,7 +1136,31 @@
         <w:rPr>
           <w:rFonts w:ascii="Gentium" w:hAnsi="Gentium" w:cs="Gentium"/>
         </w:rPr>
-        <w:t>I answered, saying to him, “Why, my Lord?” He said to me</w:t>
+        <w:t xml:space="preserve">I answered, saying to him, </w:t>
+      </w:r>
+      <w:r>
+        <w:rPr>
+          <w:rFonts w:ascii="Gentium" w:hAnsi="Gentium" w:cs="Gentium"/>
+        </w:rPr>
+        <w:t>“</w:t>
+      </w:r>
+      <w:r>
+        <w:rPr>
+          <w:rFonts w:ascii="Gentium" w:hAnsi="Gentium" w:cs="Gentium"/>
+        </w:rPr>
+        <w:t>Why, my Lord?</w:t>
+      </w:r>
+      <w:r>
+        <w:rPr>
+          <w:rFonts w:ascii="Gentium" w:hAnsi="Gentium" w:cs="Gentium"/>
+        </w:rPr>
+        <w:t>”</w:t>
+      </w:r>
+      <w:r>
+        <w:rPr>
+          <w:rFonts w:ascii="Gentium" w:hAnsi="Gentium" w:cs="Gentium"/>
+        </w:rPr>
+        <w:t xml:space="preserve"> He said to me</w:t>
       </w:r>
       <w:r>
         <w:rPr>
@@ -962,7 +1172,19 @@
         <w:rPr>
           <w:rFonts w:ascii="Gentium" w:hAnsi="Gentium" w:cs="Gentium"/>
         </w:rPr>
-        <w:t xml:space="preserve"> “Because you hearkened to the words of the serpent, you and your descendants shall serve as food for the serpent. But</w:t>
+        <w:t xml:space="preserve"> </w:t>
+      </w:r>
+      <w:r>
+        <w:rPr>
+          <w:rFonts w:ascii="Gentium" w:hAnsi="Gentium" w:cs="Gentium"/>
+        </w:rPr>
+        <w:t>“</w:t>
+      </w:r>
+      <w:r>
+        <w:rPr>
+          <w:rFonts w:ascii="Gentium" w:hAnsi="Gentium" w:cs="Gentium"/>
+        </w:rPr>
+        <w:t>Because you hearkened to the words of the serpent, you and your descendants shall serve as food for the serpent. But</w:t>
       </w:r>
       <w:r>
         <w:rPr>
@@ -1121,7 +1343,21 @@
         <w:rPr>
           <w:rFonts w:ascii="Gentium" w:hAnsi="Gentium" w:cs="Gentium"/>
         </w:rPr>
-        <w:t>y divine station, and I shall make you divine like you wished. I accept (this) freely, and shall restore you and your descendants</w:t>
+        <w:t xml:space="preserve">y divine station, and I shall make you divine like you wished. I accept (this) </w:t>
+      </w:r>
+      <w:proofErr w:type="gramStart"/>
+      <w:r>
+        <w:rPr>
+          <w:rFonts w:ascii="Gentium" w:hAnsi="Gentium" w:cs="Gentium"/>
+        </w:rPr>
+        <w:t>freely, and</w:t>
+      </w:r>
+      <w:proofErr w:type="gramEnd"/>
+      <w:r>
+        <w:rPr>
+          <w:rFonts w:ascii="Gentium" w:hAnsi="Gentium" w:cs="Gentium"/>
+        </w:rPr>
+        <w:t xml:space="preserve"> shall restore you and your descendants</w:t>
       </w:r>
       <w:r>
         <w:rPr>
@@ -1145,7 +1381,13 @@
         <w:rPr>
           <w:rFonts w:ascii="Gentium" w:hAnsi="Gentium" w:cs="Gentium"/>
         </w:rPr>
-        <w:t xml:space="preserve"> this is the justice of heaven.”</w:t>
+        <w:t xml:space="preserve"> this is the justice of heaven.</w:t>
+      </w:r>
+      <w:r>
+        <w:rPr>
+          <w:rFonts w:ascii="Gentium" w:hAnsi="Gentium" w:cs="Gentium"/>
+        </w:rPr>
+        <w:t>”</w:t>
       </w:r>
     </w:p>
     <w:p>
@@ -1199,16 +1441,28 @@
         <w:rPr>
           <w:rFonts w:ascii="Gentium" w:hAnsi="Gentium" w:cs="Gentium"/>
         </w:rPr>
-        <w:t>00</w:t>
-      </w:r>
-      <w:r>
-        <w:rPr>
-          <w:rFonts w:ascii="Gentium" w:hAnsi="Gentium" w:cs="Gentium"/>
-          <w:b/>
-          <w:color w:val="0070C0"/>
-          <w:vertAlign w:val="superscript"/>
-        </w:rPr>
-        <w:t>0 </w:t>
+        <w:t>0</w:t>
+      </w:r>
+      <w:r>
+        <w:rPr>
+          <w:rFonts w:ascii="Gentium" w:hAnsi="Gentium" w:cs="Gentium"/>
+        </w:rPr>
+        <w:t>0</w:t>
+      </w:r>
+      <w:r>
+        <w:rPr>
+          <w:rFonts w:ascii="Gentium" w:hAnsi="Gentium" w:cs="Gentium"/>
+        </w:rPr>
+        <w:t>0</w:t>
+      </w:r>
+      <w:r>
+        <w:rPr>
+          <w:rFonts w:ascii="Gentium" w:hAnsi="Gentium" w:cs="Gentium"/>
+          <w:b/>
+          <w:color w:val="0070C0"/>
+          <w:vertAlign w:val="superscript"/>
+        </w:rPr>
+        <w:t xml:space="preserve"> </w:t>
       </w:r>
       <w:r>
         <w:rPr>
@@ -1311,7 +1565,6 @@
       <w:pPr>
         <w:keepNext/>
         <w:widowControl w:val="0"/>
-        <w:spacing w:before="120"/>
         <w:jc w:val="center"/>
         <w:rPr>
           <w:rFonts w:ascii="Gentium" w:hAnsi="Gentium" w:cs="Gentium"/>
@@ -1337,12 +1590,48 @@
           <w:sz w:val="28"/>
           <w:szCs w:val="28"/>
         </w:rPr>
-        <w:t xml:space="preserve"> (‘The Hierarchy’)</w:t>
-      </w:r>
-    </w:p>
-    <w:p>
-      <w:pPr>
-        <w:spacing w:before="120"/>
+        <w:t xml:space="preserve"> (</w:t>
+      </w:r>
+      <w:r>
+        <w:rPr>
+          <w:rFonts w:ascii="Gentium" w:hAnsi="Gentium" w:cs="Gentium"/>
+          <w:b/>
+          <w:sz w:val="28"/>
+          <w:szCs w:val="28"/>
+        </w:rPr>
+        <w:t>‘</w:t>
+      </w:r>
+      <w:r>
+        <w:rPr>
+          <w:rFonts w:ascii="Gentium" w:hAnsi="Gentium" w:cs="Gentium"/>
+          <w:b/>
+          <w:sz w:val="28"/>
+          <w:szCs w:val="28"/>
+        </w:rPr>
+        <w:t>The Hierarchy</w:t>
+      </w:r>
+      <w:r>
+        <w:rPr>
+          <w:rFonts w:ascii="Gentium" w:hAnsi="Gentium" w:cs="Gentium"/>
+          <w:b/>
+          <w:sz w:val="28"/>
+          <w:szCs w:val="28"/>
+        </w:rPr>
+        <w:t>’</w:t>
+      </w:r>
+      <w:r>
+        <w:rPr>
+          <w:rFonts w:ascii="Gentium" w:hAnsi="Gentium" w:cs="Gentium"/>
+          <w:b/>
+          <w:sz w:val="28"/>
+          <w:szCs w:val="28"/>
+        </w:rPr>
+        <w:t>)</w:t>
+      </w:r>
+    </w:p>
+    <w:p>
+      <w:pPr>
+        <w:spacing w:before="100"/>
         <w:jc w:val="both"/>
         <w:rPr>
           <w:rFonts w:ascii="Gentium" w:hAnsi="Gentium" w:cs="Gentium"/>
@@ -1366,7 +1655,7 @@
     </w:p>
     <w:p>
       <w:pPr>
-        <w:spacing w:before="120"/>
+        <w:spacing w:before="100"/>
         <w:jc w:val="both"/>
         <w:rPr>
           <w:rFonts w:ascii="Gentium" w:hAnsi="Gentium" w:cs="Gentium"/>
@@ -1390,7 +1679,7 @@
     </w:p>
     <w:p>
       <w:pPr>
-        <w:spacing w:before="120"/>
+        <w:spacing w:before="100"/>
         <w:jc w:val="both"/>
         <w:rPr>
           <w:rFonts w:ascii="Gentium" w:hAnsi="Gentium" w:cs="Gentium"/>
@@ -1414,7 +1703,7 @@
     </w:p>
     <w:p>
       <w:pPr>
-        <w:spacing w:before="120"/>
+        <w:spacing w:before="100"/>
         <w:jc w:val="both"/>
         <w:rPr>
           <w:rFonts w:ascii="Gentium" w:hAnsi="Gentium" w:cs="Gentium"/>
@@ -1438,7 +1727,7 @@
     </w:p>
     <w:p>
       <w:pPr>
-        <w:spacing w:before="120"/>
+        <w:spacing w:before="100"/>
         <w:jc w:val="both"/>
         <w:rPr>
           <w:rFonts w:ascii="Gentium" w:hAnsi="Gentium" w:cs="Gentium"/>
@@ -1462,7 +1751,7 @@
     </w:p>
     <w:p>
       <w:pPr>
-        <w:spacing w:before="120"/>
+        <w:spacing w:before="100"/>
         <w:jc w:val="both"/>
         <w:rPr>
           <w:rFonts w:ascii="Gentium" w:hAnsi="Gentium" w:cs="Gentium"/>
@@ -1514,7 +1803,7 @@
     </w:p>
     <w:p>
       <w:pPr>
-        <w:spacing w:before="120"/>
+        <w:spacing w:before="100"/>
         <w:jc w:val="both"/>
         <w:rPr>
           <w:rFonts w:ascii="Gentium" w:hAnsi="Gentium" w:cs="Gentium"/>
@@ -1533,12 +1822,36 @@
         <w:rPr>
           <w:rFonts w:ascii="Gentium" w:hAnsi="Gentium" w:cs="Gentium"/>
         </w:rPr>
-        <w:t>These other orders, thrones and seraphim and cherubim, stand before the majesty of our Lord Jesus the Messiah and serve the throne of his magnificence, glorifying him hourly with their "holy, holy, holy." The cherubim bear up and reverence his throne and keep the seals; the seraphim serve the inner chamber of our Lord; the thrones guard the gate of the holy of holies. This is truly the explanation of the services according to the plan of the angels in this world.</w:t>
-      </w:r>
-    </w:p>
-    <w:p>
-      <w:pPr>
-        <w:spacing w:before="120"/>
+        <w:t xml:space="preserve">These other orders, thrones and seraphim and cherubim, stand before the majesty of our Lord Jesus the Messiah and serve the throne of his magnificence, glorifying him hourly with their </w:t>
+      </w:r>
+      <w:r>
+        <w:rPr>
+          <w:rFonts w:ascii="Gentium" w:hAnsi="Gentium" w:cs="Gentium"/>
+        </w:rPr>
+        <w:t>“</w:t>
+      </w:r>
+      <w:r>
+        <w:rPr>
+          <w:rFonts w:ascii="Gentium" w:hAnsi="Gentium" w:cs="Gentium"/>
+        </w:rPr>
+        <w:t>holy, holy, holy.</w:t>
+      </w:r>
+      <w:r>
+        <w:rPr>
+          <w:rFonts w:ascii="Gentium" w:hAnsi="Gentium" w:cs="Gentium"/>
+        </w:rPr>
+        <w:t>”</w:t>
+      </w:r>
+      <w:r>
+        <w:rPr>
+          <w:rFonts w:ascii="Gentium" w:hAnsi="Gentium" w:cs="Gentium"/>
+        </w:rPr>
+        <w:t xml:space="preserve"> The cherubim bear up and reverence his throne and keep the seals; the seraphim serve the inner chamber of our Lord; the thrones guard the gate of the holy of holies. This is truly the explanation of the services according to the plan of the angels in this world.</w:t>
+      </w:r>
+    </w:p>
+    <w:p>
+      <w:pPr>
+        <w:spacing w:before="100"/>
         <w:jc w:val="both"/>
         <w:rPr>
           <w:rFonts w:ascii="Gentium" w:hAnsi="Gentium" w:cs="Gentium"/>
@@ -1548,8 +1861,19 @@
         <w:rPr>
           <w:rFonts w:ascii="Gentium" w:hAnsi="Gentium" w:cs="Gentium"/>
         </w:rPr>
-        <w:lastRenderedPageBreak/>
-        <w:t>By the Power of Our Lord's Help the End of the Writing, the Testament of Our Father Adam.</w:t>
+        <w:t>By the Power of Our Lord</w:t>
+      </w:r>
+      <w:r>
+        <w:rPr>
+          <w:rFonts w:ascii="Gentium" w:hAnsi="Gentium" w:cs="Gentium"/>
+        </w:rPr>
+        <w:t>’</w:t>
+      </w:r>
+      <w:r>
+        <w:rPr>
+          <w:rFonts w:ascii="Gentium" w:hAnsi="Gentium" w:cs="Gentium"/>
+        </w:rPr>
+        <w:t>s Help the End of the Writing, the Testament of Our Father Adam.</w:t>
       </w:r>
     </w:p>
     <w:sectPr>

--- a/Innn-Ape/I305-TAd.docx
+++ b/Innn-Ape/I305-TAd.docx
@@ -314,21 +314,7 @@
         <w:rPr>
           <w:rFonts w:ascii="Gentium" w:hAnsi="Gentium" w:cs="Gentium"/>
         </w:rPr>
-        <w:t xml:space="preserve"> praise of the seraphim. And </w:t>
-      </w:r>
-      <w:proofErr w:type="gramStart"/>
-      <w:r>
-        <w:rPr>
-          <w:rFonts w:ascii="Gentium" w:hAnsi="Gentium" w:cs="Gentium"/>
-        </w:rPr>
-        <w:t>so</w:t>
-      </w:r>
-      <w:proofErr w:type="gramEnd"/>
-      <w:r>
-        <w:rPr>
-          <w:rFonts w:ascii="Gentium" w:hAnsi="Gentium" w:cs="Gentium"/>
-        </w:rPr>
-        <w:t xml:space="preserve"> I used to hear, before I sinned, the sound of their wings in Paradise when the seraphim would beat them to the sound of their triple praise. But after I transgressed against the law, I no longer heard that sound. </w:t>
+        <w:t xml:space="preserve"> praise of the seraphim. And so I used to hear, before I sinned, the sound of their wings in Paradise when the seraphim would beat them to the sound of their triple praise. But after I transgressed against the law, I no longer heard that sound. </w:t>
       </w:r>
       <w:r>
         <w:rPr>
@@ -343,21 +329,7 @@
         <w:rPr>
           <w:rFonts w:ascii="Gentium" w:hAnsi="Gentium" w:cs="Gentium"/>
         </w:rPr>
-        <w:t xml:space="preserve">The fifth hour is the praise of the waters that are above heaven. And </w:t>
-      </w:r>
-      <w:proofErr w:type="gramStart"/>
-      <w:r>
-        <w:rPr>
-          <w:rFonts w:ascii="Gentium" w:hAnsi="Gentium" w:cs="Gentium"/>
-        </w:rPr>
-        <w:t>so</w:t>
-      </w:r>
-      <w:proofErr w:type="gramEnd"/>
-      <w:r>
-        <w:rPr>
-          <w:rFonts w:ascii="Gentium" w:hAnsi="Gentium" w:cs="Gentium"/>
-        </w:rPr>
-        <w:t xml:space="preserve"> I, together with the angels, used to hear the sound of mighty waves, a sign which would prompt them to lift a hymn of praise to the Creator.</w:t>
+        <w:t>The fifth hour is the praise of the waters that are above heaven. And so I, together with the angels, used to hear the sound of mighty waves, a sign which would prompt them to lift a hymn of praise to the Creator.</w:t>
       </w:r>
       <w:r>
         <w:rPr>
@@ -1343,21 +1315,7 @@
         <w:rPr>
           <w:rFonts w:ascii="Gentium" w:hAnsi="Gentium" w:cs="Gentium"/>
         </w:rPr>
-        <w:t xml:space="preserve">y divine station, and I shall make you divine like you wished. I accept (this) </w:t>
-      </w:r>
-      <w:proofErr w:type="gramStart"/>
-      <w:r>
-        <w:rPr>
-          <w:rFonts w:ascii="Gentium" w:hAnsi="Gentium" w:cs="Gentium"/>
-        </w:rPr>
-        <w:t>freely, and</w:t>
-      </w:r>
-      <w:proofErr w:type="gramEnd"/>
-      <w:r>
-        <w:rPr>
-          <w:rFonts w:ascii="Gentium" w:hAnsi="Gentium" w:cs="Gentium"/>
-        </w:rPr>
-        <w:t xml:space="preserve"> shall restore you and your descendants</w:t>
+        <w:t>y divine station, and I shall make you divine like you wished. I accept (this) freely, and shall restore you and your descendants</w:t>
       </w:r>
       <w:r>
         <w:rPr>
@@ -1650,7 +1608,30 @@
         <w:rPr>
           <w:rFonts w:ascii="Gentium" w:hAnsi="Gentium" w:cs="Gentium"/>
         </w:rPr>
-        <w:t>The heavenly powers: what they are like and how each of their orders is occupied in the service and the plan of this world. Listen, my beloved, as they are set in order one after another from the bottom, until we reach those who carry our Lord Jesus the Messiah and bear him up. The lowest order is the angels. And the plan has been revealed to it by God concerning every human being whom they watch over, because one angel from this lowest order accompanies every single human being in the world for his protection. And this is its service.</w:t>
+        <w:t xml:space="preserve">The heavenly powers: what they are like and how each of their orders is occupied in the service and the plan of this world. Listen, my beloved, as they are set in order one after another from the bottom, until we reach those who carry our Lord Jesus the Messiah and bear him up. </w:t>
+      </w:r>
+      <w:r>
+        <w:rPr>
+          <w:rFonts w:ascii="Gentium" w:hAnsi="Gentium" w:cs="Gentium"/>
+          <w:b/>
+          <w:bCs/>
+          <w:color w:val="0070C0"/>
+          <w:vertAlign w:val="superscript"/>
+        </w:rPr>
+        <w:t>2</w:t>
+      </w:r>
+      <w:r>
+        <w:rPr>
+          <w:rFonts w:ascii="Gentium" w:hAnsi="Gentium" w:cs="Gentium"/>
+          <w:color w:val="0070C0"/>
+        </w:rPr>
+        <w:t> </w:t>
+      </w:r>
+      <w:r>
+        <w:rPr>
+          <w:rFonts w:ascii="Gentium" w:hAnsi="Gentium" w:cs="Gentium"/>
+        </w:rPr>
+        <w:t>The lowest order is the angels. And the plan has been revealed to it by God concerning every human being whom they watch over, because one angel from this lowest order accompanies every single human being in the world for his protection. And this is its service.</w:t>
       </w:r>
     </w:p>
     <w:p>
@@ -1668,7 +1649,16 @@
           <w:color w:val="0070C0"/>
           <w:vertAlign w:val="superscript"/>
         </w:rPr>
-        <w:t>2 </w:t>
+        <w:t>3</w:t>
+      </w:r>
+      <w:r>
+        <w:rPr>
+          <w:rFonts w:ascii="Gentium" w:hAnsi="Gentium" w:cs="Gentium"/>
+          <w:b/>
+          <w:color w:val="0070C0"/>
+          <w:vertAlign w:val="superscript"/>
+        </w:rPr>
+        <w:t> </w:t>
       </w:r>
       <w:r>
         <w:rPr>
@@ -1692,7 +1682,16 @@
           <w:color w:val="0070C0"/>
           <w:vertAlign w:val="superscript"/>
         </w:rPr>
-        <w:t>3 </w:t>
+        <w:t>4</w:t>
+      </w:r>
+      <w:r>
+        <w:rPr>
+          <w:rFonts w:ascii="Gentium" w:hAnsi="Gentium" w:cs="Gentium"/>
+          <w:b/>
+          <w:color w:val="0070C0"/>
+          <w:vertAlign w:val="superscript"/>
+        </w:rPr>
+        <w:t> </w:t>
       </w:r>
       <w:r>
         <w:rPr>
@@ -1716,7 +1715,16 @@
           <w:color w:val="0070C0"/>
           <w:vertAlign w:val="superscript"/>
         </w:rPr>
-        <w:t>4 </w:t>
+        <w:t>5</w:t>
+      </w:r>
+      <w:r>
+        <w:rPr>
+          <w:rFonts w:ascii="Gentium" w:hAnsi="Gentium" w:cs="Gentium"/>
+          <w:b/>
+          <w:color w:val="0070C0"/>
+          <w:vertAlign w:val="superscript"/>
+        </w:rPr>
+        <w:t> </w:t>
       </w:r>
       <w:r>
         <w:rPr>
@@ -1740,7 +1748,16 @@
           <w:color w:val="0070C0"/>
           <w:vertAlign w:val="superscript"/>
         </w:rPr>
-        <w:t>5 </w:t>
+        <w:t>6</w:t>
+      </w:r>
+      <w:r>
+        <w:rPr>
+          <w:rFonts w:ascii="Gentium" w:hAnsi="Gentium" w:cs="Gentium"/>
+          <w:b/>
+          <w:color w:val="0070C0"/>
+          <w:vertAlign w:val="superscript"/>
+        </w:rPr>
+        <w:t> </w:t>
       </w:r>
       <w:r>
         <w:rPr>
@@ -1764,41 +1781,22 @@
           <w:color w:val="0070C0"/>
           <w:vertAlign w:val="superscript"/>
         </w:rPr>
-        <w:t>6 </w:t>
-      </w:r>
-      <w:r>
-        <w:rPr>
-          <w:rFonts w:ascii="Gentium" w:hAnsi="Gentium" w:cs="Gentium"/>
-        </w:rPr>
-        <w:t xml:space="preserve">The sixth order, which is the dominions. This is its service: they rule over kingdoms, and in their hands are victory and defeat in battle. And this is shown (to be) so by (the example of) the Assyrian king. For when he went up against Jerusalem, an angel descended and ravaged the camp of the wicked, and one hundred eighty-five thousand died in one moment. And </w:t>
-      </w:r>
-      <w:proofErr w:type="gramStart"/>
-      <w:r>
-        <w:rPr>
-          <w:rFonts w:ascii="Gentium" w:hAnsi="Gentium" w:cs="Gentium"/>
-        </w:rPr>
-        <w:t>also</w:t>
-      </w:r>
-      <w:proofErr w:type="gramEnd"/>
-      <w:r>
-        <w:rPr>
-          <w:rFonts w:ascii="Gentium" w:hAnsi="Gentium" w:cs="Gentium"/>
-        </w:rPr>
-        <w:t xml:space="preserve"> the blessed Zechariah saw the angel in the form of a man riding on a red horse standing among the trees of the </w:t>
-      </w:r>
-      <w:proofErr w:type="gramStart"/>
-      <w:r>
-        <w:rPr>
-          <w:rFonts w:ascii="Gentium" w:hAnsi="Gentium" w:cs="Gentium"/>
-        </w:rPr>
-        <w:t>tabernacle, and</w:t>
-      </w:r>
-      <w:proofErr w:type="gramEnd"/>
-      <w:r>
-        <w:rPr>
-          <w:rFonts w:ascii="Gentium" w:hAnsi="Gentium" w:cs="Gentium"/>
-        </w:rPr>
-        <w:t xml:space="preserve"> following him (were others on) white and red horses with lances in their hands. And Judah the Maccabee also saw the angel riding on a red horse all decked out with gold trappings. When they saw him, the camp of Antiochus the wicked fled before him. And wherever there is victory or defeat, these bestow it at the prompting of the living God, who commands them in the hour of battle.</w:t>
+        <w:t>7</w:t>
+      </w:r>
+      <w:r>
+        <w:rPr>
+          <w:rFonts w:ascii="Gentium" w:hAnsi="Gentium" w:cs="Gentium"/>
+          <w:b/>
+          <w:color w:val="0070C0"/>
+          <w:vertAlign w:val="superscript"/>
+        </w:rPr>
+        <w:t> </w:t>
+      </w:r>
+      <w:r>
+        <w:rPr>
+          <w:rFonts w:ascii="Gentium" w:hAnsi="Gentium" w:cs="Gentium"/>
+        </w:rPr>
+        <w:t>The sixth order, which is the dominions. This is its service: they rule over kingdoms, and in their hands are victory and defeat in battle. And this is shown (to be) so by (the example of) the Assyrian king. For when he went up against Jerusalem, an angel descended and ravaged the camp of the wicked, and one hundred eighty-five thousand died in one moment. And also the blessed Zechariah saw the angel in the form of a man riding on a red horse standing among the trees of the tabernacle, and following him (were others on) white and red horses with lances in their hands. And Judah the Maccabee also saw the angel riding on a red horse all decked out with gold trappings. When they saw him, the camp of Antiochus the wicked fled before him. And wherever there is victory or defeat, these bestow it at the prompting of the living God, who commands them in the hour of battle.</w:t>
       </w:r>
     </w:p>
     <w:p>
